--- a/Dokumentáció/PénzKút.docx
+++ b/Dokumentáció/PénzKút.docx
@@ -19,7 +19,7 @@
           <w:sz w:val="56"/>
           <w:szCs w:val="72"/>
         </w:rPr>
-        <w:t>StockMaster</w:t>
+        <w:t>PénzKút</w:t>
       </w:r>
       <w:r>
         <w:rPr>
@@ -60,10 +60,10 @@
           <w:lang w:eastAsia="hu-HU"/>
         </w:rPr>
         <w:drawing>
-          <wp:inline distT="0" distB="0" distL="0" distR="0" wp14:anchorId="21B12EF4" wp14:editId="2562F9F8">
-            <wp:extent cx="4643562" cy="4643562"/>
-            <wp:effectExtent l="0" t="0" r="5080" b="5080"/>
-            <wp:docPr id="2" name="Kép 2" descr="C:\Users\csaki.OTTHON-PC.000\Downloads\StockMaster.png"/>
+          <wp:inline distT="0" distB="0" distL="0" distR="0" wp14:anchorId="01C2ADA0" wp14:editId="1587FAC5">
+            <wp:extent cx="4763135" cy="4763135"/>
+            <wp:effectExtent l="0" t="0" r="0" b="0"/>
+            <wp:docPr id="4" name="Kép 4"/>
             <wp:cNvGraphicFramePr>
               <a:graphicFrameLocks xmlns:a="http://schemas.openxmlformats.org/drawingml/2006/main" noChangeAspect="1"/>
             </wp:cNvGraphicFramePr>
@@ -71,7 +71,7 @@
               <a:graphicData uri="http://schemas.openxmlformats.org/drawingml/2006/picture">
                 <pic:pic xmlns:pic="http://schemas.openxmlformats.org/drawingml/2006/picture">
                   <pic:nvPicPr>
-                    <pic:cNvPr id="0" name="Picture 1" descr="C:\Users\csaki.OTTHON-PC.000\Downloads\StockMaster.png"/>
+                    <pic:cNvPr id="0" name="Picture 1"/>
                     <pic:cNvPicPr>
                       <a:picLocks noChangeAspect="1" noChangeArrowheads="1"/>
                     </pic:cNvPicPr>
@@ -92,7 +92,7 @@
                   <pic:spPr bwMode="auto">
                     <a:xfrm>
                       <a:off x="0" y="0"/>
-                      <a:ext cx="4643858" cy="4643858"/>
+                      <a:ext cx="4763135" cy="4763135"/>
                     </a:xfrm>
                     <a:prstGeom prst="rect">
                       <a:avLst/>
@@ -1856,7 +1856,16 @@
           <w:bCs/>
           <w:lang w:eastAsia="hu-HU"/>
         </w:rPr>
-        <w:t>A projekt neve: StockMaster</w:t>
+        <w:t xml:space="preserve">A projekt neve: </w:t>
+      </w:r>
+      <w:r>
+        <w:rPr>
+          <w:rFonts w:eastAsia="Times New Roman"/>
+          <w:b/>
+          <w:bCs/>
+          <w:lang w:eastAsia="hu-HU"/>
+        </w:rPr>
+        <w:t>PénzKút</w:t>
       </w:r>
       <w:r>
         <w:rPr>
@@ -1920,14 +1929,21 @@
           <w:bCs/>
           <w:lang w:eastAsia="hu-HU"/>
         </w:rPr>
-        <w:t>StockMaster</w:t>
-      </w:r>
-      <w:r>
-        <w:rPr>
-          <w:rFonts w:eastAsia="Times New Roman"/>
-          <w:lang w:eastAsia="hu-HU"/>
-        </w:rPr>
-        <w:t xml:space="preserve"> nem csak egy egyszerű kereskedési platform, hanem egy olyan interaktív tanulási környezet, amely lehetővé teszi a felhasználóknak, hogy </w:t>
+        <w:t>PénzKút</w:t>
+      </w:r>
+      <w:r>
+        <w:rPr>
+          <w:rFonts w:eastAsia="Times New Roman"/>
+          <w:lang w:eastAsia="hu-HU"/>
+        </w:rPr>
+        <w:t xml:space="preserve"> </w:t>
+      </w:r>
+      <w:r>
+        <w:rPr>
+          <w:rFonts w:eastAsia="Times New Roman"/>
+          <w:lang w:eastAsia="hu-HU"/>
+        </w:rPr>
+        <w:t xml:space="preserve">nem csak egy egyszerű kereskedési platform, hanem egy olyan interaktív tanulási környezet, amely lehetővé teszi a felhasználóknak, hogy </w:t>
       </w:r>
       <w:r>
         <w:rPr>
@@ -2039,25 +2055,8 @@
           <w:rFonts w:eastAsia="Times New Roman"/>
           <w:lang w:eastAsia="hu-HU"/>
         </w:rPr>
-        <w:t xml:space="preserve"> hírek és információk ugranak fel. A program implementáljon API-</w:t>
-      </w:r>
-      <w:proofErr w:type="spellStart"/>
-      <w:r>
-        <w:rPr>
-          <w:rFonts w:eastAsia="Times New Roman"/>
-          <w:lang w:eastAsia="hu-HU"/>
-        </w:rPr>
-        <w:t>kat</w:t>
-      </w:r>
-      <w:proofErr w:type="spellEnd"/>
-      <w:r>
-        <w:rPr>
-          <w:rFonts w:eastAsia="Times New Roman"/>
-          <w:lang w:eastAsia="hu-HU"/>
-        </w:rPr>
-        <w:t xml:space="preserve"> (</w:t>
-      </w:r>
-      <w:proofErr w:type="spellStart"/>
+        <w:t xml:space="preserve"> hírek és információk ugranak fel. A program implementáljon API-kat (</w:t>
+      </w:r>
       <w:r>
         <w:rPr>
           <w:i/>
@@ -2065,73 +2064,293 @@
           <w:color w:val="001D35"/>
           <w:shd w:val="clear" w:color="auto" w:fill="FFFFFF"/>
         </w:rPr>
-        <w:t>Application</w:t>
-      </w:r>
-      <w:proofErr w:type="spellEnd"/>
-      <w:r>
-        <w:rPr>
+        <w:t>Application Programming Interface</w:t>
+      </w:r>
+      <w:r>
+        <w:rPr>
+          <w:rFonts w:eastAsia="Times New Roman"/>
+          <w:lang w:eastAsia="hu-HU"/>
+        </w:rPr>
+        <w:t xml:space="preserve">), melyek </w:t>
+      </w:r>
+      <w:r>
+        <w:rPr>
+          <w:rFonts w:eastAsia="Times New Roman"/>
+          <w:b/>
+          <w:bCs/>
+          <w:lang w:eastAsia="hu-HU"/>
+        </w:rPr>
+        <w:t xml:space="preserve">képesek ábrán vizualizálni a termékek ármozgását </w:t>
+      </w:r>
+      <w:r>
+        <w:rPr>
+          <w:rFonts w:eastAsia="Times New Roman"/>
+          <w:lang w:eastAsia="hu-HU"/>
+        </w:rPr>
+        <w:t xml:space="preserve">egy meghatározott ablakban. Az ablak alatt legyen egy </w:t>
+      </w:r>
+      <w:r>
+        <w:rPr>
+          <w:rFonts w:eastAsia="Times New Roman"/>
+          <w:b/>
+          <w:bCs/>
           <w:i/>
           <w:iCs/>
-          <w:color w:val="001D35"/>
-          <w:shd w:val="clear" w:color="auto" w:fill="FFFFFF"/>
-        </w:rPr>
-        <w:t xml:space="preserve"> </w:t>
-      </w:r>
-      <w:proofErr w:type="spellStart"/>
-      <w:r>
-        <w:rPr>
+          <w:lang w:eastAsia="hu-HU"/>
+        </w:rPr>
+        <w:t>buy</w:t>
+      </w:r>
+      <w:r>
+        <w:rPr>
+          <w:rFonts w:eastAsia="Times New Roman"/>
+          <w:lang w:eastAsia="hu-HU"/>
+        </w:rPr>
+        <w:t xml:space="preserve"> (</w:t>
+      </w:r>
+      <w:r>
+        <w:rPr>
+          <w:rFonts w:eastAsia="Times New Roman"/>
+          <w:b/>
+          <w:bCs/>
+          <w:lang w:eastAsia="hu-HU"/>
+        </w:rPr>
+        <w:t>vétel</w:t>
+      </w:r>
+      <w:r>
+        <w:rPr>
+          <w:rFonts w:eastAsia="Times New Roman"/>
+          <w:lang w:eastAsia="hu-HU"/>
+        </w:rPr>
+        <w:t xml:space="preserve">) és </w:t>
+      </w:r>
+      <w:r>
+        <w:rPr>
+          <w:rFonts w:eastAsia="Times New Roman"/>
+          <w:b/>
+          <w:bCs/>
           <w:i/>
           <w:iCs/>
-          <w:color w:val="001D35"/>
-          <w:shd w:val="clear" w:color="auto" w:fill="FFFFFF"/>
-        </w:rPr>
-        <w:t>Programming</w:t>
-      </w:r>
-      <w:proofErr w:type="spellEnd"/>
-      <w:r>
-        <w:rPr>
+          <w:lang w:eastAsia="hu-HU"/>
+        </w:rPr>
+        <w:t>sell</w:t>
+      </w:r>
+      <w:r>
+        <w:rPr>
+          <w:rFonts w:eastAsia="Times New Roman"/>
+          <w:lang w:eastAsia="hu-HU"/>
+        </w:rPr>
+        <w:t xml:space="preserve"> (</w:t>
+      </w:r>
+      <w:r>
+        <w:rPr>
+          <w:rFonts w:eastAsia="Times New Roman"/>
+          <w:b/>
+          <w:bCs/>
+          <w:lang w:eastAsia="hu-HU"/>
+        </w:rPr>
+        <w:t>eladás</w:t>
+      </w:r>
+      <w:r>
+        <w:rPr>
+          <w:rFonts w:eastAsia="Times New Roman"/>
+          <w:lang w:eastAsia="hu-HU"/>
+        </w:rPr>
+        <w:t xml:space="preserve">) gomb, melyben a részvény eladási és vételi ára is legyen megjelenítve. </w:t>
+      </w:r>
+    </w:p>
+    <w:p>
+      <w:pPr>
+        <w:spacing w:before="160" w:line="240" w:lineRule="auto"/>
+        <w:rPr>
+          <w:rFonts w:eastAsia="Times New Roman"/>
+          <w:lang w:eastAsia="hu-HU"/>
+        </w:rPr>
+      </w:pPr>
+      <w:r>
+        <w:rPr>
+          <w:rFonts w:eastAsia="Times New Roman"/>
+          <w:lang w:eastAsia="hu-HU"/>
+        </w:rPr>
+        <w:t xml:space="preserve">Az ablak alján húzódó </w:t>
+      </w:r>
+      <w:r>
+        <w:rPr>
+          <w:rFonts w:eastAsia="Times New Roman"/>
+          <w:b/>
+          <w:bCs/>
+          <w:lang w:eastAsia="hu-HU"/>
+        </w:rPr>
+        <w:t>sávon be lehessen állítani</w:t>
+      </w:r>
+      <w:r>
+        <w:rPr>
+          <w:rFonts w:eastAsia="Times New Roman"/>
+          <w:lang w:eastAsia="hu-HU"/>
+        </w:rPr>
+        <w:t xml:space="preserve"> a diagram </w:t>
+      </w:r>
+      <w:r>
+        <w:rPr>
+          <w:rFonts w:eastAsia="Times New Roman"/>
+          <w:b/>
+          <w:bCs/>
+          <w:lang w:eastAsia="hu-HU"/>
+        </w:rPr>
+        <w:t>gyertyák időközét</w:t>
+      </w:r>
+      <w:r>
+        <w:rPr>
+          <w:rFonts w:eastAsia="Times New Roman"/>
+          <w:lang w:eastAsia="hu-HU"/>
+        </w:rPr>
+        <w:t xml:space="preserve"> (</w:t>
+      </w:r>
+      <w:r>
+        <w:rPr>
+          <w:rFonts w:eastAsia="Times New Roman"/>
           <w:i/>
           <w:iCs/>
-          <w:color w:val="001D35"/>
-          <w:shd w:val="clear" w:color="auto" w:fill="FFFFFF"/>
-        </w:rPr>
-        <w:t xml:space="preserve"> </w:t>
-      </w:r>
-      <w:proofErr w:type="spellStart"/>
-      <w:r>
-        <w:rPr>
+          <w:lang w:eastAsia="hu-HU"/>
+        </w:rPr>
+        <w:t>hogy milyen idősávot foglaljon el egy gyertya kimutatása</w:t>
+      </w:r>
+      <w:r>
+        <w:rPr>
+          <w:rFonts w:eastAsia="Times New Roman"/>
+          <w:lang w:eastAsia="hu-HU"/>
+        </w:rPr>
+        <w:t xml:space="preserve">) 1 perces, 5 perces, 15 perces 1 órás, 4 órás, 1 napos, 1 hetes állítási skálában. </w:t>
+      </w:r>
+    </w:p>
+    <w:p>
+      <w:pPr>
+        <w:spacing w:before="160" w:line="240" w:lineRule="auto"/>
+        <w:rPr>
+          <w:rFonts w:eastAsia="Times New Roman"/>
+          <w:lang w:eastAsia="hu-HU"/>
+        </w:rPr>
+      </w:pPr>
+      <w:r>
+        <w:rPr>
+          <w:rFonts w:eastAsia="Times New Roman"/>
+          <w:lang w:eastAsia="hu-HU"/>
+        </w:rPr>
+        <w:t xml:space="preserve">Továbbá a </w:t>
+      </w:r>
+      <w:r>
+        <w:rPr>
+          <w:rFonts w:eastAsia="Times New Roman"/>
+          <w:b/>
+          <w:bCs/>
+          <w:lang w:eastAsia="hu-HU"/>
+        </w:rPr>
+        <w:t>pozíciókat tartó felhasználók tartási átlagát is jelenítse meg egy csúszkán</w:t>
+      </w:r>
+      <w:r>
+        <w:rPr>
+          <w:rFonts w:eastAsia="Times New Roman"/>
+          <w:lang w:eastAsia="hu-HU"/>
+        </w:rPr>
+        <w:t xml:space="preserve">, (eladó/vevő) %-os arányban mutatva. A felület tartalmazzon </w:t>
+      </w:r>
+      <w:r>
+        <w:rPr>
+          <w:rFonts w:eastAsia="Times New Roman"/>
+          <w:b/>
+          <w:bCs/>
+          <w:lang w:eastAsia="hu-HU"/>
+        </w:rPr>
+        <w:t>két színt</w:t>
+      </w:r>
+      <w:r>
+        <w:rPr>
+          <w:rFonts w:eastAsia="Times New Roman"/>
+          <w:lang w:eastAsia="hu-HU"/>
+        </w:rPr>
+        <w:t xml:space="preserve">, ez a két szín a </w:t>
+      </w:r>
+      <w:r>
+        <w:rPr>
+          <w:rFonts w:eastAsia="Times New Roman"/>
+          <w:b/>
+          <w:bCs/>
+          <w:lang w:eastAsia="hu-HU"/>
+        </w:rPr>
+        <w:t>piros</w:t>
+      </w:r>
+      <w:r>
+        <w:rPr>
+          <w:rFonts w:eastAsia="Times New Roman"/>
+          <w:lang w:eastAsia="hu-HU"/>
+        </w:rPr>
+        <w:t xml:space="preserve"> és a </w:t>
+      </w:r>
+      <w:r>
+        <w:rPr>
+          <w:rFonts w:eastAsia="Times New Roman"/>
+          <w:b/>
+          <w:bCs/>
+          <w:lang w:eastAsia="hu-HU"/>
+        </w:rPr>
+        <w:t>zöld</w:t>
+      </w:r>
+      <w:r>
+        <w:rPr>
+          <w:rFonts w:eastAsia="Times New Roman"/>
+          <w:lang w:eastAsia="hu-HU"/>
+        </w:rPr>
+        <w:t xml:space="preserve"> legyen. A </w:t>
+      </w:r>
+      <w:r>
+        <w:rPr>
+          <w:rFonts w:eastAsia="Times New Roman"/>
+          <w:b/>
+          <w:bCs/>
+          <w:lang w:eastAsia="hu-HU"/>
+        </w:rPr>
+        <w:t>piros a lefelé mutató és haladó</w:t>
+      </w:r>
+      <w:r>
+        <w:rPr>
+          <w:rFonts w:eastAsia="Times New Roman"/>
+          <w:lang w:eastAsia="hu-HU"/>
+        </w:rPr>
+        <w:t xml:space="preserve"> (</w:t>
+      </w:r>
+      <w:r>
+        <w:rPr>
+          <w:rFonts w:eastAsia="Times New Roman"/>
+          <w:b/>
+          <w:bCs/>
           <w:i/>
           <w:iCs/>
-          <w:color w:val="001D35"/>
-          <w:shd w:val="clear" w:color="auto" w:fill="FFFFFF"/>
-        </w:rPr>
-        <w:t>Interface</w:t>
-      </w:r>
-      <w:proofErr w:type="spellEnd"/>
-      <w:r>
-        <w:rPr>
-          <w:rFonts w:eastAsia="Times New Roman"/>
-          <w:lang w:eastAsia="hu-HU"/>
-        </w:rPr>
-        <w:t xml:space="preserve">), melyek </w:t>
-      </w:r>
-      <w:r>
-        <w:rPr>
-          <w:rFonts w:eastAsia="Times New Roman"/>
-          <w:b/>
-          <w:bCs/>
-          <w:lang w:eastAsia="hu-HU"/>
-        </w:rPr>
-        <w:t xml:space="preserve">képesek ábrán vizualizálni a termékek ármozgását </w:t>
-      </w:r>
-      <w:r>
-        <w:rPr>
-          <w:rFonts w:eastAsia="Times New Roman"/>
-          <w:lang w:eastAsia="hu-HU"/>
-        </w:rPr>
-        <w:t xml:space="preserve">egy meghatározott ablakban. Az ablak alatt legyen egy </w:t>
-      </w:r>
-      <w:proofErr w:type="spellStart"/>
+          <w:lang w:eastAsia="hu-HU"/>
+        </w:rPr>
+        <w:t>bearish</w:t>
+      </w:r>
+      <w:r>
+        <w:rPr>
+          <w:rFonts w:eastAsia="Times New Roman"/>
+          <w:lang w:eastAsia="hu-HU"/>
+        </w:rPr>
+        <w:t xml:space="preserve">) gyertyákat jelölje és az eladás színe is ez legyen. A </w:t>
+      </w:r>
+      <w:r>
+        <w:rPr>
+          <w:rFonts w:eastAsia="Times New Roman"/>
+          <w:b/>
+          <w:bCs/>
+          <w:lang w:eastAsia="hu-HU"/>
+        </w:rPr>
+        <w:t>zöld és a felfelé mutató és haladó</w:t>
+      </w:r>
+      <w:r>
+        <w:rPr>
+          <w:rFonts w:eastAsia="Times New Roman"/>
+          <w:lang w:eastAsia="hu-HU"/>
+        </w:rPr>
+        <w:t xml:space="preserve"> (</w:t>
+      </w:r>
       <w:r>
         <w:rPr>
           <w:rFonts w:eastAsia="Times New Roman"/>
@@ -2141,67 +2360,14 @@
           <w:iCs/>
           <w:lang w:eastAsia="hu-HU"/>
         </w:rPr>
-        <w:t>buy</w:t>
-      </w:r>
-      <w:proofErr w:type="spellEnd"/>
-      <w:r>
-        <w:rPr>
-          <w:rFonts w:eastAsia="Times New Roman"/>
-          <w:lang w:eastAsia="hu-HU"/>
-        </w:rPr>
-        <w:t xml:space="preserve"> (</w:t>
-      </w:r>
-      <w:r>
-        <w:rPr>
-          <w:rFonts w:eastAsia="Times New Roman"/>
-          <w:b/>
-          <w:bCs/>
-          <w:lang w:eastAsia="hu-HU"/>
-        </w:rPr>
-        <w:t>vétel</w:t>
-      </w:r>
-      <w:r>
-        <w:rPr>
-          <w:rFonts w:eastAsia="Times New Roman"/>
-          <w:lang w:eastAsia="hu-HU"/>
-        </w:rPr>
-        <w:t xml:space="preserve">) és </w:t>
-      </w:r>
-      <w:proofErr w:type="spellStart"/>
-      <w:r>
-        <w:rPr>
-          <w:rFonts w:eastAsia="Times New Roman"/>
-          <w:b/>
-          <w:bCs/>
-          <w:i/>
-          <w:iCs/>
-          <w:lang w:eastAsia="hu-HU"/>
-        </w:rPr>
-        <w:t>sell</w:t>
-      </w:r>
-      <w:proofErr w:type="spellEnd"/>
-      <w:r>
-        <w:rPr>
-          <w:rFonts w:eastAsia="Times New Roman"/>
-          <w:lang w:eastAsia="hu-HU"/>
-        </w:rPr>
-        <w:t xml:space="preserve"> (</w:t>
-      </w:r>
-      <w:r>
-        <w:rPr>
-          <w:rFonts w:eastAsia="Times New Roman"/>
-          <w:b/>
-          <w:bCs/>
-          <w:lang w:eastAsia="hu-HU"/>
-        </w:rPr>
-        <w:t>eladás</w:t>
-      </w:r>
-      <w:r>
-        <w:rPr>
-          <w:rFonts w:eastAsia="Times New Roman"/>
-          <w:lang w:eastAsia="hu-HU"/>
-        </w:rPr>
-        <w:t xml:space="preserve">) gomb, melyben a részvény eladási és vételi ára is legyen megjelenítve. </w:t>
+        <w:t>bullish</w:t>
+      </w:r>
+      <w:r>
+        <w:rPr>
+          <w:rFonts w:eastAsia="Times New Roman"/>
+          <w:lang w:eastAsia="hu-HU"/>
+        </w:rPr>
+        <w:t xml:space="preserve">) gyertyákat jelölje és a vétel színe is ez legyen. A csúszka is osztozzon a két színen az éppen aktuális %-os arányban.  </w:t>
       </w:r>
     </w:p>
     <w:p>
@@ -2217,248 +2383,7 @@
           <w:rFonts w:eastAsia="Times New Roman"/>
           <w:lang w:eastAsia="hu-HU"/>
         </w:rPr>
-        <w:t xml:space="preserve">Az ablak alján húzódó </w:t>
-      </w:r>
-      <w:r>
-        <w:rPr>
-          <w:rFonts w:eastAsia="Times New Roman"/>
-          <w:b/>
-          <w:bCs/>
-          <w:lang w:eastAsia="hu-HU"/>
-        </w:rPr>
-        <w:t>sávon be lehessen állítani</w:t>
-      </w:r>
-      <w:r>
-        <w:rPr>
-          <w:rFonts w:eastAsia="Times New Roman"/>
-          <w:lang w:eastAsia="hu-HU"/>
-        </w:rPr>
-        <w:t xml:space="preserve"> a diagram </w:t>
-      </w:r>
-      <w:r>
-        <w:rPr>
-          <w:rFonts w:eastAsia="Times New Roman"/>
-          <w:b/>
-          <w:bCs/>
-          <w:lang w:eastAsia="hu-HU"/>
-        </w:rPr>
-        <w:t>gyertyák időközét</w:t>
-      </w:r>
-      <w:r>
-        <w:rPr>
-          <w:rFonts w:eastAsia="Times New Roman"/>
-          <w:lang w:eastAsia="hu-HU"/>
-        </w:rPr>
-        <w:t xml:space="preserve"> (</w:t>
-      </w:r>
-      <w:r>
-        <w:rPr>
-          <w:rFonts w:eastAsia="Times New Roman"/>
-          <w:i/>
-          <w:iCs/>
-          <w:lang w:eastAsia="hu-HU"/>
-        </w:rPr>
-        <w:t>hogy milyen idősávot foglaljon el egy gyertya kimutatása</w:t>
-      </w:r>
-      <w:r>
-        <w:rPr>
-          <w:rFonts w:eastAsia="Times New Roman"/>
-          <w:lang w:eastAsia="hu-HU"/>
-        </w:rPr>
-        <w:t xml:space="preserve">) 1 perces, 5 perces, 15 perces 1 órás, 4 órás, 1 napos, 1 hetes állítási skálában. </w:t>
-      </w:r>
-    </w:p>
-    <w:p>
-      <w:pPr>
-        <w:spacing w:before="160" w:line="240" w:lineRule="auto"/>
-        <w:rPr>
-          <w:rFonts w:eastAsia="Times New Roman"/>
-          <w:lang w:eastAsia="hu-HU"/>
-        </w:rPr>
-      </w:pPr>
-      <w:r>
-        <w:rPr>
-          <w:rFonts w:eastAsia="Times New Roman"/>
-          <w:lang w:eastAsia="hu-HU"/>
-        </w:rPr>
-        <w:t xml:space="preserve">Továbbá a </w:t>
-      </w:r>
-      <w:r>
-        <w:rPr>
-          <w:rFonts w:eastAsia="Times New Roman"/>
-          <w:b/>
-          <w:bCs/>
-          <w:lang w:eastAsia="hu-HU"/>
-        </w:rPr>
-        <w:t>pozíciókat tartó felhasználók tartási átlagát is jelenítse meg egy csúszkán</w:t>
-      </w:r>
-      <w:r>
-        <w:rPr>
-          <w:rFonts w:eastAsia="Times New Roman"/>
-          <w:lang w:eastAsia="hu-HU"/>
-        </w:rPr>
-        <w:t xml:space="preserve">, (eladó/vevő) %-os arányban mutatva. A felület tartalmazzon </w:t>
-      </w:r>
-      <w:r>
-        <w:rPr>
-          <w:rFonts w:eastAsia="Times New Roman"/>
-          <w:b/>
-          <w:bCs/>
-          <w:lang w:eastAsia="hu-HU"/>
-        </w:rPr>
-        <w:t>két színt</w:t>
-      </w:r>
-      <w:r>
-        <w:rPr>
-          <w:rFonts w:eastAsia="Times New Roman"/>
-          <w:lang w:eastAsia="hu-HU"/>
-        </w:rPr>
-        <w:t xml:space="preserve">, ez a két szín a </w:t>
-      </w:r>
-      <w:r>
-        <w:rPr>
-          <w:rFonts w:eastAsia="Times New Roman"/>
-          <w:b/>
-          <w:bCs/>
-          <w:lang w:eastAsia="hu-HU"/>
-        </w:rPr>
-        <w:t>piros</w:t>
-      </w:r>
-      <w:r>
-        <w:rPr>
-          <w:rFonts w:eastAsia="Times New Roman"/>
-          <w:lang w:eastAsia="hu-HU"/>
-        </w:rPr>
-        <w:t xml:space="preserve"> és a </w:t>
-      </w:r>
-      <w:r>
-        <w:rPr>
-          <w:rFonts w:eastAsia="Times New Roman"/>
-          <w:b/>
-          <w:bCs/>
-          <w:lang w:eastAsia="hu-HU"/>
-        </w:rPr>
-        <w:t>zöld</w:t>
-      </w:r>
-      <w:r>
-        <w:rPr>
-          <w:rFonts w:eastAsia="Times New Roman"/>
-          <w:lang w:eastAsia="hu-HU"/>
-        </w:rPr>
-        <w:t xml:space="preserve"> legyen. A </w:t>
-      </w:r>
-      <w:r>
-        <w:rPr>
-          <w:rFonts w:eastAsia="Times New Roman"/>
-          <w:b/>
-          <w:bCs/>
-          <w:lang w:eastAsia="hu-HU"/>
-        </w:rPr>
-        <w:t>piros a lefelé mutató és haladó</w:t>
-      </w:r>
-      <w:r>
-        <w:rPr>
-          <w:rFonts w:eastAsia="Times New Roman"/>
-          <w:lang w:eastAsia="hu-HU"/>
-        </w:rPr>
-        <w:t xml:space="preserve"> (</w:t>
-      </w:r>
-      <w:proofErr w:type="spellStart"/>
-      <w:r>
-        <w:rPr>
-          <w:rFonts w:eastAsia="Times New Roman"/>
-          <w:b/>
-          <w:bCs/>
-          <w:i/>
-          <w:iCs/>
-          <w:lang w:eastAsia="hu-HU"/>
-        </w:rPr>
-        <w:t>bearish</w:t>
-      </w:r>
-      <w:proofErr w:type="spellEnd"/>
-      <w:r>
-        <w:rPr>
-          <w:rFonts w:eastAsia="Times New Roman"/>
-          <w:lang w:eastAsia="hu-HU"/>
-        </w:rPr>
-        <w:t xml:space="preserve">) gyertyákat jelölje és az eladás színe is ez legyen. A </w:t>
-      </w:r>
-      <w:r>
-        <w:rPr>
-          <w:rFonts w:eastAsia="Times New Roman"/>
-          <w:b/>
-          <w:bCs/>
-          <w:lang w:eastAsia="hu-HU"/>
-        </w:rPr>
-        <w:t>zöld és a felfelé mutató és haladó</w:t>
-      </w:r>
-      <w:r>
-        <w:rPr>
-          <w:rFonts w:eastAsia="Times New Roman"/>
-          <w:lang w:eastAsia="hu-HU"/>
-        </w:rPr>
-        <w:t xml:space="preserve"> (</w:t>
-      </w:r>
-      <w:proofErr w:type="spellStart"/>
-      <w:r>
-        <w:rPr>
-          <w:rFonts w:eastAsia="Times New Roman"/>
-          <w:b/>
-          <w:bCs/>
-          <w:i/>
-          <w:iCs/>
-          <w:lang w:eastAsia="hu-HU"/>
-        </w:rPr>
-        <w:t>bullish</w:t>
-      </w:r>
-      <w:proofErr w:type="spellEnd"/>
-      <w:r>
-        <w:rPr>
-          <w:rFonts w:eastAsia="Times New Roman"/>
-          <w:lang w:eastAsia="hu-HU"/>
-        </w:rPr>
-        <w:t xml:space="preserve">) gyertyákat jelölje és a vétel színe is ez legyen. A csúszka is osztozzon a két színen az éppen aktuális %-os arányban.  </w:t>
-      </w:r>
-    </w:p>
-    <w:p>
-      <w:pPr>
-        <w:spacing w:before="160" w:line="240" w:lineRule="auto"/>
-        <w:rPr>
-          <w:rFonts w:eastAsia="Times New Roman"/>
-          <w:lang w:eastAsia="hu-HU"/>
-        </w:rPr>
-      </w:pPr>
-      <w:r>
-        <w:rPr>
-          <w:rFonts w:eastAsia="Times New Roman"/>
-          <w:lang w:eastAsia="hu-HU"/>
-        </w:rPr>
         <w:t xml:space="preserve">A megnyitás pillanatában a bal felső sarokban helyezkedjen el. A menürendszer úgy épüljön fel, hogy könnyedén eltudjon kalauzolni a beállításokig, ahol a felhasználó igényeit lehessen beállítani. </w:t>
-      </w:r>
-    </w:p>
-    <w:p>
-      <w:pPr>
-        <w:pStyle w:val="Listaszerbekezds"/>
-        <w:numPr>
-          <w:ilvl w:val="0"/>
-          <w:numId w:val="9"/>
-        </w:numPr>
-        <w:spacing w:before="160" w:line="276" w:lineRule="auto"/>
-        <w:rPr>
-          <w:rFonts w:ascii="Times New Roman" w:eastAsia="Times New Roman" w:hAnsi="Times New Roman" w:cs="Times New Roman"/>
-          <w:sz w:val="26"/>
-          <w:szCs w:val="26"/>
-          <w:lang w:eastAsia="hu-HU"/>
-        </w:rPr>
-      </w:pPr>
-      <w:r>
-        <w:rPr>
-          <w:rFonts w:ascii="Times New Roman" w:eastAsia="Times New Roman" w:hAnsi="Times New Roman" w:cs="Times New Roman"/>
-          <w:sz w:val="26"/>
-          <w:szCs w:val="26"/>
-          <w:lang w:eastAsia="hu-HU"/>
-        </w:rPr>
-        <w:t>Sötét vagy világos mód</w:t>
       </w:r>
     </w:p>
     <w:p>
@@ -3270,27 +3195,7 @@
           <w:bCs/>
           <w:lang w:eastAsia="hu-HU"/>
         </w:rPr>
-        <w:t>’</w:t>
-      </w:r>
-      <w:proofErr w:type="spellStart"/>
-      <w:r>
-        <w:rPr>
-          <w:rFonts w:eastAsia="Times New Roman"/>
-          <w:b/>
-          <w:bCs/>
-          <w:lang w:eastAsia="hu-HU"/>
-        </w:rPr>
-        <w:t>demo</w:t>
-      </w:r>
-      <w:proofErr w:type="spellEnd"/>
-      <w:r>
-        <w:rPr>
-          <w:rFonts w:eastAsia="Times New Roman"/>
-          <w:b/>
-          <w:bCs/>
-          <w:lang w:eastAsia="hu-HU"/>
-        </w:rPr>
-        <w:t>’</w:t>
+        <w:t>’demo’</w:t>
       </w:r>
       <w:r>
         <w:rPr>
@@ -3327,7 +3232,6 @@
         </w:rPr>
         <w:t>€ - 10.000 €-</w:t>
       </w:r>
-      <w:proofErr w:type="spellStart"/>
       <w:r>
         <w:rPr>
           <w:color w:val="1F1F1F"/>
@@ -3335,7 +3239,6 @@
         </w:rPr>
         <w:t>ig</w:t>
       </w:r>
-      <w:proofErr w:type="spellEnd"/>
       <w:r>
         <w:rPr>
           <w:rFonts w:eastAsia="Times New Roman"/>
@@ -3419,7 +3322,6 @@
         </w:rPr>
         <w:t>-ket (</w:t>
       </w:r>
-      <w:proofErr w:type="spellStart"/>
       <w:r>
         <w:rPr>
           <w:rFonts w:eastAsia="Times New Roman"/>
@@ -3427,49 +3329,8 @@
           <w:iCs/>
           <w:lang w:eastAsia="hu-HU"/>
         </w:rPr>
-        <w:t>Contract</w:t>
-      </w:r>
-      <w:proofErr w:type="spellEnd"/>
-      <w:r>
-        <w:rPr>
-          <w:rFonts w:eastAsia="Times New Roman"/>
-          <w:i/>
-          <w:iCs/>
-          <w:lang w:eastAsia="hu-HU"/>
-        </w:rPr>
-        <w:t xml:space="preserve"> </w:t>
-      </w:r>
-      <w:proofErr w:type="spellStart"/>
-      <w:r>
-        <w:rPr>
-          <w:rFonts w:eastAsia="Times New Roman"/>
-          <w:i/>
-          <w:iCs/>
-          <w:lang w:eastAsia="hu-HU"/>
-        </w:rPr>
-        <w:t>for</w:t>
-      </w:r>
-      <w:proofErr w:type="spellEnd"/>
-      <w:r>
-        <w:rPr>
-          <w:rFonts w:eastAsia="Times New Roman"/>
-          <w:i/>
-          <w:iCs/>
-          <w:lang w:eastAsia="hu-HU"/>
-        </w:rPr>
-        <w:t xml:space="preserve"> </w:t>
-      </w:r>
-      <w:proofErr w:type="spellStart"/>
-      <w:r>
-        <w:rPr>
-          <w:rFonts w:eastAsia="Times New Roman"/>
-          <w:i/>
-          <w:iCs/>
-          <w:lang w:eastAsia="hu-HU"/>
-        </w:rPr>
-        <w:t>Difference</w:t>
-      </w:r>
-      <w:proofErr w:type="spellEnd"/>
+        <w:t>Contract for Difference</w:t>
+      </w:r>
       <w:r>
         <w:rPr>
           <w:rFonts w:eastAsia="Times New Roman"/>
@@ -3500,39 +3361,8 @@
           <w:color w:val="000000" w:themeColor="text1"/>
           <w:shd w:val="clear" w:color="auto" w:fill="FFFFFF"/>
         </w:rPr>
-        <w:t>Exchange-</w:t>
-      </w:r>
-      <w:proofErr w:type="spellStart"/>
-      <w:r>
-        <w:rPr>
-          <w:i/>
-          <w:iCs/>
-          <w:color w:val="000000" w:themeColor="text1"/>
-          <w:shd w:val="clear" w:color="auto" w:fill="FFFFFF"/>
-        </w:rPr>
-        <w:t>Traded</w:t>
-      </w:r>
-      <w:proofErr w:type="spellEnd"/>
-      <w:r>
-        <w:rPr>
-          <w:i/>
-          <w:iCs/>
-          <w:color w:val="000000" w:themeColor="text1"/>
-          <w:shd w:val="clear" w:color="auto" w:fill="FFFFFF"/>
-        </w:rPr>
-        <w:t xml:space="preserve"> </w:t>
-      </w:r>
-      <w:proofErr w:type="spellStart"/>
-      <w:r>
-        <w:rPr>
-          <w:i/>
-          <w:iCs/>
-          <w:color w:val="000000" w:themeColor="text1"/>
-          <w:shd w:val="clear" w:color="auto" w:fill="FFFFFF"/>
-        </w:rPr>
-        <w:t>Fund</w:t>
-      </w:r>
-      <w:proofErr w:type="spellEnd"/>
+        <w:t>Exchange-Traded Fund</w:t>
+      </w:r>
       <w:r>
         <w:rPr>
           <w:rFonts w:eastAsia="Times New Roman"/>
@@ -5830,25 +5660,7 @@
           <w:sz w:val="26"/>
           <w:szCs w:val="26"/>
         </w:rPr>
-        <w:t>A StockMaster rendszer backend rétegének tesztelése kulcsfontosságú a stabil és megbízható működés biztosítása érdekében. A backend felel az üzleti logika kezeléséért, az adatbázis-műveletek végrehajtásáért, valamint a külső API-</w:t>
-      </w:r>
-      <w:proofErr w:type="spellStart"/>
-      <w:r>
-        <w:rPr>
-          <w:rFonts w:ascii="Times New Roman" w:hAnsi="Times New Roman" w:cs="Times New Roman"/>
-          <w:sz w:val="26"/>
-          <w:szCs w:val="26"/>
-        </w:rPr>
-        <w:t>kból</w:t>
-      </w:r>
-      <w:proofErr w:type="spellEnd"/>
-      <w:r>
-        <w:rPr>
-          <w:rFonts w:ascii="Times New Roman" w:hAnsi="Times New Roman" w:cs="Times New Roman"/>
-          <w:sz w:val="26"/>
-          <w:szCs w:val="26"/>
-        </w:rPr>
-        <w:t xml:space="preserve"> érkező adatok feldolgozásáért.</w:t>
+        <w:t>A StockMaster rendszer backend rétegének tesztelése kulcsfontosságú a stabil és megbízható működés biztosítása érdekében. A backend felel az üzleti logika kezeléséért, az adatbázis-műveletek végrehajtásáért, valamint a külső API-kból érkező adatok feldolgozásáért.</w:t>
       </w:r>
     </w:p>
     <w:p>
@@ -5988,21 +5800,8 @@
         <w:spacing w:before="100" w:beforeAutospacing="1" w:after="100" w:afterAutospacing="1" w:line="240" w:lineRule="auto"/>
         <w:jc w:val="left"/>
       </w:pPr>
-      <w:proofErr w:type="spellStart"/>
-      <w:r>
-        <w:t>NUnit</w:t>
-      </w:r>
-      <w:proofErr w:type="spellEnd"/>
-      <w:r>
-        <w:t xml:space="preserve"> / </w:t>
-      </w:r>
-      <w:proofErr w:type="spellStart"/>
-      <w:r>
-        <w:t>xUnit</w:t>
-      </w:r>
-      <w:proofErr w:type="spellEnd"/>
-      <w:r>
-        <w:t xml:space="preserve"> (C# egységtesztekhez),</w:t>
+      <w:r>
+        <w:t>NUnit / xUnit (C# egységtesztekhez),</w:t>
       </w:r>
     </w:p>
     <w:p>
@@ -6303,65 +6102,42 @@
       <w:pPr>
         <w:spacing w:line="276" w:lineRule="auto"/>
       </w:pPr>
-      <w:proofErr w:type="spellStart"/>
-      <w:r>
+      <w:r>
+        <w:t>Selenium (End-to-End és UI automatizált teszteléshez),</w:t>
+      </w:r>
+    </w:p>
+    <w:p>
+      <w:pPr>
+        <w:spacing w:line="276" w:lineRule="auto"/>
+      </w:pPr>
+      <w:r>
+        <w:t>Manuális tesztelés (böngészőben történő végigkattintgatás).</w:t>
+      </w:r>
+    </w:p>
+    <w:p>
+      <w:pPr>
+        <w:spacing w:line="276" w:lineRule="auto"/>
+      </w:pPr>
+      <w:r>
+        <w:t xml:space="preserve">a </w:t>
+      </w:r>
+      <w:r>
+        <w:rPr>
+          <w:b/>
+          <w:bCs/>
+        </w:rPr>
+        <w:t>Robot Framework</w:t>
+      </w:r>
+      <w:r>
+        <w:t xml:space="preserve"> keretrendszert használtuk, </w:t>
+      </w:r>
+      <w:r>
+        <w:rPr>
+          <w:b/>
+          <w:bCs/>
+        </w:rPr>
         <w:t>Selenium</w:t>
       </w:r>
-      <w:proofErr w:type="spellEnd"/>
-      <w:r>
-        <w:t xml:space="preserve"> (End-</w:t>
-      </w:r>
-      <w:proofErr w:type="spellStart"/>
-      <w:r>
-        <w:t>to</w:t>
-      </w:r>
-      <w:proofErr w:type="spellEnd"/>
-      <w:r>
-        <w:t>-End és UI automatizált teszteléshez),</w:t>
-      </w:r>
-    </w:p>
-    <w:p>
-      <w:pPr>
-        <w:spacing w:line="276" w:lineRule="auto"/>
-      </w:pPr>
-      <w:r>
-        <w:t xml:space="preserve">Manuális tesztelés (böngészőben történő </w:t>
-      </w:r>
-      <w:proofErr w:type="spellStart"/>
-      <w:r>
-        <w:t>végigkattintgatás</w:t>
-      </w:r>
-      <w:proofErr w:type="spellEnd"/>
-      <w:r>
-        <w:t>).</w:t>
-      </w:r>
-    </w:p>
-    <w:p>
-      <w:pPr>
-        <w:spacing w:line="276" w:lineRule="auto"/>
-      </w:pPr>
-      <w:r>
-        <w:t xml:space="preserve">a </w:t>
-      </w:r>
-      <w:r>
-        <w:rPr>
-          <w:b/>
-          <w:bCs/>
-        </w:rPr>
-        <w:t>Robot Framework</w:t>
-      </w:r>
-      <w:r>
-        <w:t xml:space="preserve"> keretrendszert használtuk, </w:t>
-      </w:r>
-      <w:proofErr w:type="spellStart"/>
-      <w:r>
-        <w:rPr>
-          <w:b/>
-          <w:bCs/>
-        </w:rPr>
-        <w:t>Selenium</w:t>
-      </w:r>
-      <w:proofErr w:type="spellEnd"/>
       <w:r>
         <w:t xml:space="preserve"> könyvtárral kiegészítve, a teszteseteket pedig a </w:t>
       </w:r>
@@ -6642,15 +6418,7 @@
         <w:t xml:space="preserve">: </w:t>
       </w:r>
       <w:r>
-        <w:t>egy tőzsdei platform, amely ,,</w:t>
-      </w:r>
-      <w:proofErr w:type="spellStart"/>
-      <w:r>
-        <w:t>demo</w:t>
-      </w:r>
-      <w:proofErr w:type="spellEnd"/>
-      <w:r>
-        <w:t xml:space="preserve">’’ pénzzel lehetővé teszi a tőzsde megismerését, tanulását és az oktatóanyagokból erőt meríthet a sikeres kereskedés érdekében. </w:t>
+        <w:t xml:space="preserve">egy tőzsdei platform, amely ,,demo’’ pénzzel lehetővé teszi a tőzsde megismerését, tanulását és az oktatóanyagokból erőt meríthet a sikeres kereskedés érdekében. </w:t>
       </w:r>
     </w:p>
     <w:p>
@@ -6663,13 +6431,8 @@
         <w:t>Felhasznált programozási nyelvek</w:t>
       </w:r>
       <w:r>
-        <w:t xml:space="preserve">: C#, SQL, HTML, CSS, </w:t>
-      </w:r>
-      <w:proofErr w:type="spellStart"/>
-      <w:r>
-        <w:t>Javascript</w:t>
-      </w:r>
-      <w:proofErr w:type="spellEnd"/>
+        <w:t>: C#, SQL, HTML, CSS, Javascript</w:t>
+      </w:r>
     </w:p>
     <w:p>
       <w:pPr>
